--- a/assets/boomi-mft-mvp-solution.docx
+++ b/assets/boomi-mft-mvp-solution.docx
@@ -80,7 +80,7 @@
                 <w:sz w:val="19"/>
                 <w:szCs w:val="19"/>
               </w:rPr>
-              <w:t xml:space="preserve">Draft v0.1 (draft), 22 October 2026. Concept note v0.2 under review; v0.3 redraft issued 20 October 2026</w:t>
+              <w:t xml:space="preserve">Draft v0.1 (draft), 22 October 2026, unchanged in this release. Concept note v0.2 under review; v0.3 redraft issued 20 October 2026</w:t>
             </w:r>
           </w:p>
         </w:tc>
@@ -317,7 +317,7 @@
           <wp:inline distT="0" distB="0" distL="0" distR="0">
             <wp:extent cx="6096000" cy="4695825"/>
             <wp:effectExtent t="0" r="0" b="0" l="0"/>
-            <wp:docPr id="2" name="" descr="" title=""/>
+            <wp:docPr id="4" name="" descr="" title=""/>
             <wp:cNvGraphicFramePr>
               <a:graphicFrameLocks xmlns:a="http://schemas.openxmlformats.org/drawingml/2006/main" noChangeAspect="1"/>
             </wp:cNvGraphicFramePr>
@@ -5458,7 +5458,7 @@
         <w:sz w:val="16"/>
         <w:szCs w:val="16"/>
       </w:rPr>
-      <w:t xml:space="preserve">Boomi MFT MVP Solution | v0.1 (draft)</w:t>
+      <w:t xml:space="preserve">Boomi MFT MVP Solution | v0.2 (draft)</w:t>
     </w:r>
   </w:p>
 </w:hdr>
@@ -5752,6 +5752,8 @@
     <w:next w:val="Normal"/>
     <w:qFormat/>
     <w:pPr>
+      <w:keepNext/>
+      <w:keepLines/>
       <w:spacing w:after="120" w:before="280"/>
       <w:outlineLvl w:val="0"/>
     </w:pPr>
@@ -5769,6 +5771,8 @@
     <w:next w:val="Normal"/>
     <w:qFormat/>
     <w:pPr>
+      <w:keepNext/>
+      <w:keepLines/>
       <w:spacing w:after="100" w:before="200"/>
       <w:outlineLvl w:val="1"/>
     </w:pPr>
